--- a/lab assignment/uint-2/Assignment_Ajitesh_singh_gusain_2501630014_LAB_unit-2/report.docx
+++ b/lab assignment/uint-2/Assignment_Ajitesh_singh_gusain_2501630014_LAB_unit-2/report.docx
@@ -1,6 +1,6 @@
 
 <file path=word/document.xml><?xml version="1.0" encoding="utf-8"?>
-<w:document xmlns:wpc="http://schemas.microsoft.com/office/word/2010/wordprocessingCanvas" xmlns:cx="http://schemas.microsoft.com/office/drawing/2014/chartex" xmlns:cx1="http://schemas.microsoft.com/office/drawing/2015/9/8/chartex" xmlns:cx2="http://schemas.microsoft.com/office/drawing/2015/10/21/chartex" xmlns:cx3="http://schemas.microsoft.com/office/drawing/2016/5/9/chartex" xmlns:cx4="http://schemas.microsoft.com/office/drawing/2016/5/10/chartex" xmlns:cx5="http://schemas.microsoft.com/office/drawing/2016/5/11/chartex" xmlns:cx6="http://schemas.microsoft.com/office/drawing/2016/5/12/chartex" xmlns:cx7="http://schemas.microsoft.com/office/drawing/2016/5/13/chartex" xmlns:cx8="http://schemas.microsoft.com/office/drawing/2016/5/14/chartex" xmlns:mc="http://schemas.openxmlformats.org/markup-compatibility/2006" xmlns:aink="http://schemas.microsoft.com/office/drawing/2016/ink" xmlns:am3d="http://schemas.microsoft.com/office/drawing/2017/model3d" xmlns:o="urn:schemas-microsoft-com:office:office" xmlns:oel="http://schemas.microsoft.com/office/2019/extlst" xmlns:r="http://schemas.openxmlformats.org/officeDocument/2006/relationships" xmlns:m="http://schemas.openxmlformats.org/officeDocument/2006/math" xmlns:v="urn:schemas-microsoft-com:vml" xmlns:wp14="http://schemas.microsoft.com/office/word/2010/wordprocessingDrawing" xmlns:wp="http://schemas.openxmlformats.org/drawingml/2006/wordprocessingDrawing" xmlns:w10="urn:schemas-microsoft-com:office:word" xmlns:w="http://schemas.openxmlformats.org/wordprocessingml/2006/main" xmlns:w14="http://schemas.microsoft.com/office/word/2010/wordml" xmlns:w15="http://schemas.microsoft.com/office/word/2012/wordml" xmlns:w16cex="http://schemas.microsoft.com/office/word/2018/wordml/cex" xmlns:w16cid="http://schemas.microsoft.com/office/word/2016/wordml/cid" xmlns:w16="http://schemas.microsoft.com/office/word/2018/wordml" xmlns:w16du="http://schemas.microsoft.com/office/word/2023/wordml/word16du" xmlns:w16sdtdh="http://schemas.microsoft.com/office/word/2020/wordml/sdtdatahash" xmlns:w16sdtfl="http://schemas.microsoft.com/office/word/2024/wordml/sdtformatlock" xmlns:w16se="http://schemas.microsoft.com/office/word/2015/wordml/symex" xmlns:wpg="http://schemas.microsoft.com/office/word/2010/wordprocessingGroup" xmlns:wpi="http://schemas.microsoft.com/office/word/2010/wordprocessingInk" xmlns:wne="http://schemas.microsoft.com/office/word/2006/wordml" xmlns:wps="http://schemas.microsoft.com/office/word/2010/wordprocessingShape" mc:Ignorable="w14 w15 w16se w16cid w16 w16cex w16sdtdh w16sdtfl w16du wp14">
+<w:document xmlns:wpc="http://schemas.microsoft.com/office/word/2010/wordprocessingCanvas" xmlns:cx="http://schemas.microsoft.com/office/drawing/2014/chartex" xmlns:cx1="http://schemas.microsoft.com/office/drawing/2015/9/8/chartex" xmlns:cx2="http://schemas.microsoft.com/office/drawing/2015/10/21/chartex" xmlns:cx3="http://schemas.microsoft.com/office/drawing/2016/5/9/chartex" xmlns:cx4="http://schemas.microsoft.com/office/drawing/2016/5/10/chartex" xmlns:cx5="http://schemas.microsoft.com/office/drawing/2016/5/11/chartex" xmlns:cx6="http://schemas.microsoft.com/office/drawing/2016/5/12/chartex" xmlns:cx7="http://schemas.microsoft.com/office/drawing/2016/5/13/chartex" xmlns:cx8="http://schemas.microsoft.com/office/drawing/2016/5/14/chartex" xmlns:mc="http://schemas.openxmlformats.org/markup-compatibility/2006" xmlns:aink="http://schemas.microsoft.com/office/drawing/2016/ink" xmlns:am3d="http://schemas.microsoft.com/office/drawing/2017/model3d" xmlns:o="urn:schemas-microsoft-com:office:office" xmlns:oel="http://schemas.microsoft.com/office/2019/extlst" xmlns:r="http://schemas.openxmlformats.org/officeDocument/2006/relationships" xmlns:m="http://schemas.openxmlformats.org/officeDocument/2006/math" xmlns:v="urn:schemas-microsoft-com:vml" xmlns:wp14="http://schemas.microsoft.com/office/word/2010/wordprocessingDrawing" xmlns:wp="http://schemas.openxmlformats.org/drawingml/2006/wordprocessingDrawing" xmlns:a="http://schemas.openxmlformats.org/drawingml/2006/main" xmlns:pic="http://schemas.openxmlformats.org/drawingml/2006/picture" xmlns:c="http://schemas.openxmlformats.org/drawingml/2006/chart" xmlns:dgm="http://schemas.openxmlformats.org/drawingml/2006/diagram" xmlns:lc="http://schemas.openxmlformats.org/drawingml/2006/lockedCanvas" xmlns:w10="urn:schemas-microsoft-com:office:word" xmlns:w="http://schemas.openxmlformats.org/wordprocessingml/2006/main" xmlns:w14="http://schemas.microsoft.com/office/word/2010/wordml" xmlns:w15="http://schemas.microsoft.com/office/word/2012/wordml" xmlns:w16cex="http://schemas.microsoft.com/office/word/2018/wordml/cex" xmlns:w16cid="http://schemas.microsoft.com/office/word/2016/wordml/cid" xmlns:w16="http://schemas.microsoft.com/office/word/2018/wordml" xmlns:w16du="http://schemas.microsoft.com/office/word/2023/wordml/word16du" xmlns:w16sdtdh="http://schemas.microsoft.com/office/word/2020/wordml/sdtdatahash" xmlns:w16sdtfl="http://schemas.microsoft.com/office/word/2024/wordml/sdtformatlock" xmlns:w16se="http://schemas.microsoft.com/office/word/2015/wordml/symex" xmlns:wpg="http://schemas.microsoft.com/office/word/2010/wordprocessingGroup" xmlns:wpi="http://schemas.microsoft.com/office/word/2010/wordprocessingInk" xmlns:wne="http://schemas.microsoft.com/office/word/2006/wordml" xmlns:wps="http://schemas.microsoft.com/office/word/2010/wordprocessingShape" mc:Ignorable="w14 w15 w16se w16cid w16 w16cex w16sdtdh w16sdtfl w16du wp14">
   <w:body>
     <w:p>
       <w:pPr>
@@ -477,7 +477,6 @@
           <w:szCs w:val="36"/>
           <w:u w:val="single"/>
         </w:rPr>
-        <w:lastRenderedPageBreak/>
         <w:t>Task 1: Dynamic Array Simulation (Like Python List)</w:t>
       </w:r>
     </w:p>
@@ -669,14 +668,9 @@
         </w:rPr>
       </w:pPr>
       <w:r>
-        <w:rPr>
-          <w:sz w:val="36"/>
-          <w:szCs w:val="36"/>
-        </w:rPr>
-        <w:lastRenderedPageBreak/>
         <w:drawing>
           <wp:inline distT="0" distB="0" distL="0" distR="0" wp14:anchorId="5BD9DB9F" wp14:editId="32ACE6CF">
-            <wp:extent cx="5731510" cy="5257165"/>
+            <wp:extent cx="5734050" cy="5257800"/>
             <wp:effectExtent l="0" t="0" r="2540" b="635"/>
             <wp:docPr id="1605788419" name="Picture 1"/>
             <wp:cNvGraphicFramePr>
@@ -735,14 +729,9 @@
         </w:rPr>
       </w:pPr>
       <w:r>
-        <w:rPr>
-          <w:sz w:val="36"/>
-          <w:szCs w:val="36"/>
-        </w:rPr>
-        <w:lastRenderedPageBreak/>
         <w:drawing>
           <wp:inline distT="0" distB="0" distL="0" distR="0" wp14:anchorId="2023DB8C" wp14:editId="49BDFBE9">
-            <wp:extent cx="5731510" cy="3335655"/>
+            <wp:extent cx="5734050" cy="3333750"/>
             <wp:effectExtent l="0" t="0" r="2540" b="0"/>
             <wp:docPr id="1799903725" name="Picture 1"/>
             <wp:cNvGraphicFramePr>
@@ -899,14 +888,9 @@
         </w:rPr>
       </w:pPr>
       <w:r>
-        <w:rPr>
-          <w:sz w:val="36"/>
-          <w:szCs w:val="36"/>
-        </w:rPr>
-        <w:lastRenderedPageBreak/>
         <w:drawing>
           <wp:inline distT="0" distB="0" distL="0" distR="0" wp14:anchorId="628E817C" wp14:editId="100A5E65">
-            <wp:extent cx="3810532" cy="8049748"/>
+            <wp:extent cx="3810000" cy="8048625"/>
             <wp:effectExtent l="0" t="0" r="0" b="0"/>
             <wp:docPr id="419318985" name="Picture 1"/>
             <wp:cNvGraphicFramePr>
@@ -949,14 +933,9 @@
         </w:rPr>
       </w:pPr>
       <w:r>
-        <w:rPr>
-          <w:sz w:val="36"/>
-          <w:szCs w:val="36"/>
-        </w:rPr>
-        <w:lastRenderedPageBreak/>
         <w:drawing>
           <wp:inline distT="0" distB="0" distL="0" distR="0" wp14:anchorId="51F2F431" wp14:editId="53F9047F">
-            <wp:extent cx="5731510" cy="2217420"/>
+            <wp:extent cx="5734050" cy="2219325"/>
             <wp:effectExtent l="0" t="0" r="2540" b="0"/>
             <wp:docPr id="1765907020" name="Picture 1"/>
             <wp:cNvGraphicFramePr>
@@ -1074,7 +1053,7 @@
           <w:left w:w="0" w:type="dxa"/>
           <w:right w:w="0" w:type="dxa"/>
         </w:tblCellMar>
-        <w:tblLook w:val="04A0" w:firstRow="1" w:lastRow="0" w:firstColumn="1" w:lastColumn="0" w:noHBand="0" w:noVBand="1"/>
+        <w:tblLook w:firstColumn="1" w:firstRow="1" w:lastColumn="0" w:lastRow="0" w:noHBand="0" w:noVBand="1" w:val="04A0"/>
       </w:tblPr>
       <w:tblGrid>
         <w:gridCol w:w="2217"/>
@@ -1083,17 +1062,18 @@
       </w:tblGrid>
       <w:tr>
         <w:trPr>
+          <w:hidden w:val="0"/>
           <w:tblHeader/>
           <w:tblCellSpacing w:w="15" w:type="dxa"/>
         </w:trPr>
         <w:tc>
           <w:tcPr>
-            <w:tcW w:w="0" w:type="auto"/>
+            <w:tcW w:w="2217" w:type="auto"/>
             <w:tcBorders>
-              <w:top w:val="single" w:sz="6" w:space="0" w:color="auto"/>
-              <w:left w:val="single" w:sz="6" w:space="0" w:color="auto"/>
-              <w:bottom w:val="single" w:sz="6" w:space="0" w:color="auto"/>
-              <w:right w:val="single" w:sz="6" w:space="0" w:color="auto"/>
+              <w:top w:val="single" w:color="auto" w:sz="6" w:space="0"/>
+              <w:left w:val="single" w:color="auto" w:sz="6" w:space="0"/>
+              <w:bottom w:val="single" w:color="auto" w:sz="6" w:space="0"/>
+              <w:right w:val="single" w:color="auto" w:sz="6" w:space="0"/>
             </w:tcBorders>
             <w:tcMar>
               <w:top w:w="240" w:type="dxa"/>
@@ -1102,7 +1082,7 @@
               <w:right w:w="180" w:type="dxa"/>
             </w:tcMar>
             <w:vAlign w:val="center"/>
-            <w:hideMark/>
+            <w:hideMark w:val="1"/>
           </w:tcPr>
           <w:p>
             <w:pPr>
@@ -1124,12 +1104,12 @@
         </w:tc>
         <w:tc>
           <w:tcPr>
-            <w:tcW w:w="0" w:type="auto"/>
+            <w:tcW w:w="2397" w:type="auto"/>
             <w:tcBorders>
-              <w:top w:val="single" w:sz="6" w:space="0" w:color="auto"/>
-              <w:left w:val="single" w:sz="6" w:space="0" w:color="auto"/>
-              <w:bottom w:val="single" w:sz="6" w:space="0" w:color="auto"/>
-              <w:right w:val="single" w:sz="6" w:space="0" w:color="auto"/>
+              <w:top w:val="single" w:color="auto" w:sz="6" w:space="0"/>
+              <w:left w:val="single" w:color="auto" w:sz="6" w:space="0"/>
+              <w:bottom w:val="single" w:color="auto" w:sz="6" w:space="0"/>
+              <w:right w:val="single" w:color="auto" w:sz="6" w:space="0"/>
             </w:tcBorders>
             <w:tcMar>
               <w:top w:w="240" w:type="dxa"/>
@@ -1138,7 +1118,7 @@
               <w:right w:w="180" w:type="dxa"/>
             </w:tcMar>
             <w:vAlign w:val="center"/>
-            <w:hideMark/>
+            <w:hideMark w:val="1"/>
           </w:tcPr>
           <w:p>
             <w:pPr>
@@ -1160,12 +1140,12 @@
         </w:tc>
         <w:tc>
           <w:tcPr>
-            <w:tcW w:w="0" w:type="auto"/>
+            <w:tcW w:w="4396" w:type="auto"/>
             <w:tcBorders>
-              <w:top w:val="single" w:sz="6" w:space="0" w:color="auto"/>
-              <w:left w:val="single" w:sz="6" w:space="0" w:color="auto"/>
-              <w:bottom w:val="single" w:sz="6" w:space="0" w:color="auto"/>
-              <w:right w:val="single" w:sz="6" w:space="0" w:color="auto"/>
+              <w:top w:val="single" w:color="auto" w:sz="6" w:space="0"/>
+              <w:left w:val="single" w:color="auto" w:sz="6" w:space="0"/>
+              <w:bottom w:val="single" w:color="auto" w:sz="6" w:space="0"/>
+              <w:right w:val="single" w:color="auto" w:sz="6" w:space="0"/>
             </w:tcBorders>
             <w:tcMar>
               <w:top w:w="240" w:type="dxa"/>
@@ -1174,7 +1154,7 @@
               <w:right w:w="0" w:type="dxa"/>
             </w:tcMar>
             <w:vAlign w:val="center"/>
-            <w:hideMark/>
+            <w:hideMark w:val="1"/>
           </w:tcPr>
           <w:p>
             <w:pPr>
@@ -1197,16 +1177,17 @@
       </w:tr>
       <w:tr>
         <w:trPr>
+          <w:hidden w:val="0"/>
           <w:tblCellSpacing w:w="15" w:type="dxa"/>
         </w:trPr>
         <w:tc>
           <w:tcPr>
-            <w:tcW w:w="0" w:type="auto"/>
+            <w:tcW w:w="2217" w:type="auto"/>
             <w:tcBorders>
-              <w:top w:val="single" w:sz="6" w:space="0" w:color="auto"/>
-              <w:left w:val="single" w:sz="6" w:space="0" w:color="auto"/>
-              <w:bottom w:val="single" w:sz="6" w:space="0" w:color="auto"/>
-              <w:right w:val="single" w:sz="6" w:space="0" w:color="auto"/>
+              <w:top w:val="single" w:color="auto" w:sz="6" w:space="0"/>
+              <w:left w:val="single" w:color="auto" w:sz="6" w:space="0"/>
+              <w:bottom w:val="single" w:color="auto" w:sz="6" w:space="0"/>
+              <w:right w:val="single" w:color="auto" w:sz="6" w:space="0"/>
             </w:tcBorders>
             <w:tcMar>
               <w:top w:w="240" w:type="dxa"/>
@@ -1215,7 +1196,7 @@
               <w:right w:w="180" w:type="dxa"/>
             </w:tcMar>
             <w:vAlign w:val="center"/>
-            <w:hideMark/>
+            <w:hideMark w:val="1"/>
           </w:tcPr>
           <w:p>
             <w:pPr>
@@ -1237,12 +1218,12 @@
         </w:tc>
         <w:tc>
           <w:tcPr>
-            <w:tcW w:w="0" w:type="auto"/>
+            <w:tcW w:w="2397" w:type="auto"/>
             <w:tcBorders>
-              <w:top w:val="single" w:sz="6" w:space="0" w:color="auto"/>
-              <w:left w:val="single" w:sz="6" w:space="0" w:color="auto"/>
-              <w:bottom w:val="single" w:sz="6" w:space="0" w:color="auto"/>
-              <w:right w:val="single" w:sz="6" w:space="0" w:color="auto"/>
+              <w:top w:val="single" w:color="auto" w:sz="6" w:space="0"/>
+              <w:left w:val="single" w:color="auto" w:sz="6" w:space="0"/>
+              <w:bottom w:val="single" w:color="auto" w:sz="6" w:space="0"/>
+              <w:right w:val="single" w:color="auto" w:sz="6" w:space="0"/>
             </w:tcBorders>
             <w:tcMar>
               <w:top w:w="240" w:type="dxa"/>
@@ -1251,7 +1232,7 @@
               <w:right w:w="180" w:type="dxa"/>
             </w:tcMar>
             <w:vAlign w:val="center"/>
-            <w:hideMark/>
+            <w:hideMark w:val="1"/>
           </w:tcPr>
           <w:p>
             <w:pPr>
@@ -1271,12 +1252,12 @@
         </w:tc>
         <w:tc>
           <w:tcPr>
-            <w:tcW w:w="0" w:type="auto"/>
+            <w:tcW w:w="4396" w:type="auto"/>
             <w:tcBorders>
-              <w:top w:val="single" w:sz="6" w:space="0" w:color="auto"/>
-              <w:left w:val="single" w:sz="6" w:space="0" w:color="auto"/>
-              <w:bottom w:val="single" w:sz="6" w:space="0" w:color="auto"/>
-              <w:right w:val="single" w:sz="6" w:space="0" w:color="auto"/>
+              <w:top w:val="single" w:color="auto" w:sz="6" w:space="0"/>
+              <w:left w:val="single" w:color="auto" w:sz="6" w:space="0"/>
+              <w:bottom w:val="single" w:color="auto" w:sz="6" w:space="0"/>
+              <w:right w:val="single" w:color="auto" w:sz="6" w:space="0"/>
             </w:tcBorders>
             <w:tcMar>
               <w:top w:w="240" w:type="dxa"/>
@@ -1285,7 +1266,7 @@
               <w:right w:w="0" w:type="dxa"/>
             </w:tcMar>
             <w:vAlign w:val="center"/>
-            <w:hideMark/>
+            <w:hideMark w:val="1"/>
           </w:tcPr>
           <w:p>
             <w:pPr>
@@ -1306,16 +1287,17 @@
       </w:tr>
       <w:tr>
         <w:trPr>
+          <w:hidden w:val="0"/>
           <w:tblCellSpacing w:w="15" w:type="dxa"/>
         </w:trPr>
         <w:tc>
           <w:tcPr>
-            <w:tcW w:w="0" w:type="auto"/>
+            <w:tcW w:w="2217" w:type="auto"/>
             <w:tcBorders>
-              <w:top w:val="single" w:sz="6" w:space="0" w:color="auto"/>
-              <w:left w:val="single" w:sz="6" w:space="0" w:color="auto"/>
-              <w:bottom w:val="single" w:sz="6" w:space="0" w:color="auto"/>
-              <w:right w:val="single" w:sz="6" w:space="0" w:color="auto"/>
+              <w:top w:val="single" w:color="auto" w:sz="6" w:space="0"/>
+              <w:left w:val="single" w:color="auto" w:sz="6" w:space="0"/>
+              <w:bottom w:val="single" w:color="auto" w:sz="6" w:space="0"/>
+              <w:right w:val="single" w:color="auto" w:sz="6" w:space="0"/>
             </w:tcBorders>
             <w:tcMar>
               <w:top w:w="240" w:type="dxa"/>
@@ -1324,7 +1306,7 @@
               <w:right w:w="180" w:type="dxa"/>
             </w:tcMar>
             <w:vAlign w:val="center"/>
-            <w:hideMark/>
+            <w:hideMark w:val="1"/>
           </w:tcPr>
           <w:p>
             <w:pPr>
@@ -1346,12 +1328,12 @@
         </w:tc>
         <w:tc>
           <w:tcPr>
-            <w:tcW w:w="0" w:type="auto"/>
+            <w:tcW w:w="2397" w:type="auto"/>
             <w:tcBorders>
-              <w:top w:val="single" w:sz="6" w:space="0" w:color="auto"/>
-              <w:left w:val="single" w:sz="6" w:space="0" w:color="auto"/>
-              <w:bottom w:val="single" w:sz="6" w:space="0" w:color="auto"/>
-              <w:right w:val="single" w:sz="6" w:space="0" w:color="auto"/>
+              <w:top w:val="single" w:color="auto" w:sz="6" w:space="0"/>
+              <w:left w:val="single" w:color="auto" w:sz="6" w:space="0"/>
+              <w:bottom w:val="single" w:color="auto" w:sz="6" w:space="0"/>
+              <w:right w:val="single" w:color="auto" w:sz="6" w:space="0"/>
             </w:tcBorders>
             <w:tcMar>
               <w:top w:w="240" w:type="dxa"/>
@@ -1360,7 +1342,7 @@
               <w:right w:w="180" w:type="dxa"/>
             </w:tcMar>
             <w:vAlign w:val="center"/>
-            <w:hideMark/>
+            <w:hideMark w:val="1"/>
           </w:tcPr>
           <w:p>
             <w:pPr>
@@ -1380,12 +1362,12 @@
         </w:tc>
         <w:tc>
           <w:tcPr>
-            <w:tcW w:w="0" w:type="auto"/>
+            <w:tcW w:w="4396" w:type="auto"/>
             <w:tcBorders>
-              <w:top w:val="single" w:sz="6" w:space="0" w:color="auto"/>
-              <w:left w:val="single" w:sz="6" w:space="0" w:color="auto"/>
-              <w:bottom w:val="single" w:sz="6" w:space="0" w:color="auto"/>
-              <w:right w:val="single" w:sz="6" w:space="0" w:color="auto"/>
+              <w:top w:val="single" w:color="auto" w:sz="6" w:space="0"/>
+              <w:left w:val="single" w:color="auto" w:sz="6" w:space="0"/>
+              <w:bottom w:val="single" w:color="auto" w:sz="6" w:space="0"/>
+              <w:right w:val="single" w:color="auto" w:sz="6" w:space="0"/>
             </w:tcBorders>
             <w:tcMar>
               <w:top w:w="240" w:type="dxa"/>
@@ -1394,7 +1376,7 @@
               <w:right w:w="0" w:type="dxa"/>
             </w:tcMar>
             <w:vAlign w:val="center"/>
-            <w:hideMark/>
+            <w:hideMark w:val="1"/>
           </w:tcPr>
           <w:p>
             <w:pPr>
@@ -1415,16 +1397,17 @@
       </w:tr>
       <w:tr>
         <w:trPr>
+          <w:hidden w:val="0"/>
           <w:tblCellSpacing w:w="15" w:type="dxa"/>
         </w:trPr>
         <w:tc>
           <w:tcPr>
-            <w:tcW w:w="0" w:type="auto"/>
+            <w:tcW w:w="2217" w:type="auto"/>
             <w:tcBorders>
-              <w:top w:val="single" w:sz="6" w:space="0" w:color="auto"/>
-              <w:left w:val="single" w:sz="6" w:space="0" w:color="auto"/>
-              <w:bottom w:val="single" w:sz="6" w:space="0" w:color="auto"/>
-              <w:right w:val="single" w:sz="6" w:space="0" w:color="auto"/>
+              <w:top w:val="single" w:color="auto" w:sz="6" w:space="0"/>
+              <w:left w:val="single" w:color="auto" w:sz="6" w:space="0"/>
+              <w:bottom w:val="single" w:color="auto" w:sz="6" w:space="0"/>
+              <w:right w:val="single" w:color="auto" w:sz="6" w:space="0"/>
             </w:tcBorders>
             <w:tcMar>
               <w:top w:w="240" w:type="dxa"/>
@@ -1433,7 +1416,7 @@
               <w:right w:w="180" w:type="dxa"/>
             </w:tcMar>
             <w:vAlign w:val="center"/>
-            <w:hideMark/>
+            <w:hideMark w:val="1"/>
           </w:tcPr>
           <w:p>
             <w:pPr>
@@ -1449,19 +1432,18 @@
                 <w:sz w:val="36"/>
                 <w:szCs w:val="36"/>
               </w:rPr>
-              <w:lastRenderedPageBreak/>
               <w:t>Queue Dequeue</w:t>
             </w:r>
           </w:p>
         </w:tc>
         <w:tc>
           <w:tcPr>
-            <w:tcW w:w="0" w:type="auto"/>
+            <w:tcW w:w="2397" w:type="auto"/>
             <w:tcBorders>
-              <w:top w:val="single" w:sz="6" w:space="0" w:color="auto"/>
-              <w:left w:val="single" w:sz="6" w:space="0" w:color="auto"/>
-              <w:bottom w:val="single" w:sz="6" w:space="0" w:color="auto"/>
-              <w:right w:val="single" w:sz="6" w:space="0" w:color="auto"/>
+              <w:top w:val="single" w:color="auto" w:sz="6" w:space="0"/>
+              <w:left w:val="single" w:color="auto" w:sz="6" w:space="0"/>
+              <w:bottom w:val="single" w:color="auto" w:sz="6" w:space="0"/>
+              <w:right w:val="single" w:color="auto" w:sz="6" w:space="0"/>
             </w:tcBorders>
             <w:tcMar>
               <w:top w:w="240" w:type="dxa"/>
@@ -1470,7 +1452,7 @@
               <w:right w:w="180" w:type="dxa"/>
             </w:tcMar>
             <w:vAlign w:val="center"/>
-            <w:hideMark/>
+            <w:hideMark w:val="1"/>
           </w:tcPr>
           <w:p>
             <w:pPr>
@@ -1490,12 +1472,12 @@
         </w:tc>
         <w:tc>
           <w:tcPr>
-            <w:tcW w:w="0" w:type="auto"/>
+            <w:tcW w:w="4396" w:type="auto"/>
             <w:tcBorders>
-              <w:top w:val="single" w:sz="6" w:space="0" w:color="auto"/>
-              <w:left w:val="single" w:sz="6" w:space="0" w:color="auto"/>
-              <w:bottom w:val="single" w:sz="6" w:space="0" w:color="auto"/>
-              <w:right w:val="single" w:sz="6" w:space="0" w:color="auto"/>
+              <w:top w:val="single" w:color="auto" w:sz="6" w:space="0"/>
+              <w:left w:val="single" w:color="auto" w:sz="6" w:space="0"/>
+              <w:bottom w:val="single" w:color="auto" w:sz="6" w:space="0"/>
+              <w:right w:val="single" w:color="auto" w:sz="6" w:space="0"/>
             </w:tcBorders>
             <w:tcMar>
               <w:top w:w="240" w:type="dxa"/>
@@ -1504,7 +1486,7 @@
               <w:right w:w="0" w:type="dxa"/>
             </w:tcMar>
             <w:vAlign w:val="center"/>
-            <w:hideMark/>
+            <w:hideMark w:val="1"/>
           </w:tcPr>
           <w:p>
             <w:pPr>
@@ -1532,13 +1514,9 @@
         </w:rPr>
       </w:pPr>
       <w:r>
-        <w:rPr>
-          <w:sz w:val="36"/>
-          <w:szCs w:val="36"/>
-        </w:rPr>
         <w:drawing>
           <wp:inline distT="0" distB="0" distL="0" distR="0" wp14:anchorId="4D77F3A5" wp14:editId="3F822BE3">
-            <wp:extent cx="5731510" cy="6238240"/>
+            <wp:extent cx="5734050" cy="6238875"/>
             <wp:effectExtent l="0" t="0" r="2540" b="0"/>
             <wp:docPr id="1256771493" name="Picture 1"/>
             <wp:cNvGraphicFramePr>
@@ -1581,14 +1559,9 @@
         </w:rPr>
       </w:pPr>
       <w:r>
-        <w:rPr>
-          <w:sz w:val="36"/>
-          <w:szCs w:val="36"/>
-        </w:rPr>
-        <w:lastRenderedPageBreak/>
         <w:drawing>
           <wp:inline distT="0" distB="0" distL="0" distR="0" wp14:anchorId="66662600" wp14:editId="77CCB64C">
-            <wp:extent cx="3858163" cy="1895740"/>
+            <wp:extent cx="3857625" cy="1895475"/>
             <wp:effectExtent l="0" t="0" r="0" b="9525"/>
             <wp:docPr id="1937514296" name="Picture 1"/>
             <wp:cNvGraphicFramePr>
@@ -1860,7 +1833,6 @@
           <w:sz w:val="36"/>
           <w:szCs w:val="36"/>
         </w:rPr>
-        <w:lastRenderedPageBreak/>
         <w:t>Final Check</w:t>
       </w:r>
       <w:r>
@@ -1894,7 +1866,7 @@
           <w:left w:w="0" w:type="dxa"/>
           <w:right w:w="0" w:type="dxa"/>
         </w:tblCellMar>
-        <w:tblLook w:val="04A0" w:firstRow="1" w:lastRow="0" w:firstColumn="1" w:lastColumn="0" w:noHBand="0" w:noVBand="1"/>
+        <w:tblLook w:firstColumn="1" w:firstRow="1" w:lastColumn="0" w:lastRow="0" w:noHBand="0" w:noVBand="1" w:val="04A0"/>
       </w:tblPr>
       <w:tblGrid>
         <w:gridCol w:w="1714"/>
@@ -1903,17 +1875,18 @@
       </w:tblGrid>
       <w:tr>
         <w:trPr>
+          <w:hidden w:val="0"/>
           <w:tblHeader/>
           <w:tblCellSpacing w:w="15" w:type="dxa"/>
         </w:trPr>
         <w:tc>
           <w:tcPr>
-            <w:tcW w:w="0" w:type="auto"/>
+            <w:tcW w:w="1714" w:type="auto"/>
             <w:tcBorders>
-              <w:top w:val="single" w:sz="6" w:space="0" w:color="auto"/>
-              <w:left w:val="single" w:sz="6" w:space="0" w:color="auto"/>
-              <w:bottom w:val="single" w:sz="6" w:space="0" w:color="auto"/>
-              <w:right w:val="single" w:sz="6" w:space="0" w:color="auto"/>
+              <w:top w:val="single" w:color="auto" w:sz="6" w:space="0"/>
+              <w:left w:val="single" w:color="auto" w:sz="6" w:space="0"/>
+              <w:bottom w:val="single" w:color="auto" w:sz="6" w:space="0"/>
+              <w:right w:val="single" w:color="auto" w:sz="6" w:space="0"/>
             </w:tcBorders>
             <w:tcMar>
               <w:top w:w="240" w:type="dxa"/>
@@ -1922,7 +1895,7 @@
               <w:right w:w="180" w:type="dxa"/>
             </w:tcMar>
             <w:vAlign w:val="center"/>
-            <w:hideMark/>
+            <w:hideMark w:val="1"/>
           </w:tcPr>
           <w:p>
             <w:pPr>
@@ -1944,12 +1917,12 @@
         </w:tc>
         <w:tc>
           <w:tcPr>
-            <w:tcW w:w="0" w:type="auto"/>
+            <w:tcW w:w="2208" w:type="auto"/>
             <w:tcBorders>
-              <w:top w:val="single" w:sz="6" w:space="0" w:color="auto"/>
-              <w:left w:val="single" w:sz="6" w:space="0" w:color="auto"/>
-              <w:bottom w:val="single" w:sz="6" w:space="0" w:color="auto"/>
-              <w:right w:val="single" w:sz="6" w:space="0" w:color="auto"/>
+              <w:top w:val="single" w:color="auto" w:sz="6" w:space="0"/>
+              <w:left w:val="single" w:color="auto" w:sz="6" w:space="0"/>
+              <w:bottom w:val="single" w:color="auto" w:sz="6" w:space="0"/>
+              <w:right w:val="single" w:color="auto" w:sz="6" w:space="0"/>
             </w:tcBorders>
             <w:tcMar>
               <w:top w:w="240" w:type="dxa"/>
@@ -1958,7 +1931,7 @@
               <w:right w:w="180" w:type="dxa"/>
             </w:tcMar>
             <w:vAlign w:val="center"/>
-            <w:hideMark/>
+            <w:hideMark w:val="1"/>
           </w:tcPr>
           <w:p>
             <w:pPr>
@@ -1980,12 +1953,12 @@
         </w:tc>
         <w:tc>
           <w:tcPr>
-            <w:tcW w:w="0" w:type="auto"/>
+            <w:tcW w:w="5088" w:type="auto"/>
             <w:tcBorders>
-              <w:top w:val="single" w:sz="6" w:space="0" w:color="auto"/>
-              <w:left w:val="single" w:sz="6" w:space="0" w:color="auto"/>
-              <w:bottom w:val="single" w:sz="6" w:space="0" w:color="auto"/>
-              <w:right w:val="single" w:sz="6" w:space="0" w:color="auto"/>
+              <w:top w:val="single" w:color="auto" w:sz="6" w:space="0"/>
+              <w:left w:val="single" w:color="auto" w:sz="6" w:space="0"/>
+              <w:bottom w:val="single" w:color="auto" w:sz="6" w:space="0"/>
+              <w:right w:val="single" w:color="auto" w:sz="6" w:space="0"/>
             </w:tcBorders>
             <w:tcMar>
               <w:top w:w="240" w:type="dxa"/>
@@ -1994,7 +1967,7 @@
               <w:right w:w="0" w:type="dxa"/>
             </w:tcMar>
             <w:vAlign w:val="center"/>
-            <w:hideMark/>
+            <w:hideMark w:val="1"/>
           </w:tcPr>
           <w:p>
             <w:pPr>
@@ -2017,16 +1990,17 @@
       </w:tr>
       <w:tr>
         <w:trPr>
+          <w:hidden w:val="0"/>
           <w:tblCellSpacing w:w="15" w:type="dxa"/>
         </w:trPr>
         <w:tc>
           <w:tcPr>
-            <w:tcW w:w="0" w:type="auto"/>
+            <w:tcW w:w="1714" w:type="auto"/>
             <w:tcBorders>
-              <w:top w:val="single" w:sz="6" w:space="0" w:color="auto"/>
-              <w:left w:val="single" w:sz="6" w:space="0" w:color="auto"/>
-              <w:bottom w:val="single" w:sz="6" w:space="0" w:color="auto"/>
-              <w:right w:val="single" w:sz="6" w:space="0" w:color="auto"/>
+              <w:top w:val="single" w:color="auto" w:sz="6" w:space="0"/>
+              <w:left w:val="single" w:color="auto" w:sz="6" w:space="0"/>
+              <w:bottom w:val="single" w:color="auto" w:sz="6" w:space="0"/>
+              <w:right w:val="single" w:color="auto" w:sz="6" w:space="0"/>
             </w:tcBorders>
             <w:tcMar>
               <w:top w:w="240" w:type="dxa"/>
@@ -2035,7 +2009,7 @@
               <w:right w:w="180" w:type="dxa"/>
             </w:tcMar>
             <w:vAlign w:val="center"/>
-            <w:hideMark/>
+            <w:hideMark w:val="1"/>
           </w:tcPr>
           <w:p>
             <w:pPr>
@@ -2055,12 +2029,12 @@
         </w:tc>
         <w:tc>
           <w:tcPr>
-            <w:tcW w:w="0" w:type="auto"/>
+            <w:tcW w:w="2208" w:type="auto"/>
             <w:tcBorders>
-              <w:top w:val="single" w:sz="6" w:space="0" w:color="auto"/>
-              <w:left w:val="single" w:sz="6" w:space="0" w:color="auto"/>
-              <w:bottom w:val="single" w:sz="6" w:space="0" w:color="auto"/>
-              <w:right w:val="single" w:sz="6" w:space="0" w:color="auto"/>
+              <w:top w:val="single" w:color="auto" w:sz="6" w:space="0"/>
+              <w:left w:val="single" w:color="auto" w:sz="6" w:space="0"/>
+              <w:bottom w:val="single" w:color="auto" w:sz="6" w:space="0"/>
+              <w:right w:val="single" w:color="auto" w:sz="6" w:space="0"/>
             </w:tcBorders>
             <w:tcMar>
               <w:top w:w="240" w:type="dxa"/>
@@ -2069,7 +2043,7 @@
               <w:right w:w="180" w:type="dxa"/>
             </w:tcMar>
             <w:vAlign w:val="center"/>
-            <w:hideMark/>
+            <w:hideMark w:val="1"/>
           </w:tcPr>
           <w:p>
             <w:pPr>
@@ -2091,12 +2065,12 @@
         </w:tc>
         <w:tc>
           <w:tcPr>
-            <w:tcW w:w="0" w:type="auto"/>
+            <w:tcW w:w="5088" w:type="auto"/>
             <w:tcBorders>
-              <w:top w:val="single" w:sz="6" w:space="0" w:color="auto"/>
-              <w:left w:val="single" w:sz="6" w:space="0" w:color="auto"/>
-              <w:bottom w:val="single" w:sz="6" w:space="0" w:color="auto"/>
-              <w:right w:val="single" w:sz="6" w:space="0" w:color="auto"/>
+              <w:top w:val="single" w:color="auto" w:sz="6" w:space="0"/>
+              <w:left w:val="single" w:color="auto" w:sz="6" w:space="0"/>
+              <w:bottom w:val="single" w:color="auto" w:sz="6" w:space="0"/>
+              <w:right w:val="single" w:color="auto" w:sz="6" w:space="0"/>
             </w:tcBorders>
             <w:tcMar>
               <w:top w:w="240" w:type="dxa"/>
@@ -2105,7 +2079,7 @@
               <w:right w:w="0" w:type="dxa"/>
             </w:tcMar>
             <w:vAlign w:val="center"/>
-            <w:hideMark/>
+            <w:hideMark w:val="1"/>
           </w:tcPr>
           <w:p>
             <w:pPr>
@@ -2126,16 +2100,17 @@
       </w:tr>
       <w:tr>
         <w:trPr>
+          <w:hidden w:val="0"/>
           <w:tblCellSpacing w:w="15" w:type="dxa"/>
         </w:trPr>
         <w:tc>
           <w:tcPr>
-            <w:tcW w:w="0" w:type="auto"/>
+            <w:tcW w:w="1714" w:type="auto"/>
             <w:tcBorders>
-              <w:top w:val="single" w:sz="6" w:space="0" w:color="auto"/>
-              <w:left w:val="single" w:sz="6" w:space="0" w:color="auto"/>
-              <w:bottom w:val="single" w:sz="6" w:space="0" w:color="auto"/>
-              <w:right w:val="single" w:sz="6" w:space="0" w:color="auto"/>
+              <w:top w:val="single" w:color="auto" w:sz="6" w:space="0"/>
+              <w:left w:val="single" w:color="auto" w:sz="6" w:space="0"/>
+              <w:bottom w:val="single" w:color="auto" w:sz="6" w:space="0"/>
+              <w:right w:val="single" w:color="auto" w:sz="6" w:space="0"/>
             </w:tcBorders>
             <w:tcMar>
               <w:top w:w="240" w:type="dxa"/>
@@ -2144,7 +2119,7 @@
               <w:right w:w="180" w:type="dxa"/>
             </w:tcMar>
             <w:vAlign w:val="center"/>
-            <w:hideMark/>
+            <w:hideMark w:val="1"/>
           </w:tcPr>
           <w:p>
             <w:pPr>
@@ -2164,12 +2139,12 @@
         </w:tc>
         <w:tc>
           <w:tcPr>
-            <w:tcW w:w="0" w:type="auto"/>
+            <w:tcW w:w="2208" w:type="auto"/>
             <w:tcBorders>
-              <w:top w:val="single" w:sz="6" w:space="0" w:color="auto"/>
-              <w:left w:val="single" w:sz="6" w:space="0" w:color="auto"/>
-              <w:bottom w:val="single" w:sz="6" w:space="0" w:color="auto"/>
-              <w:right w:val="single" w:sz="6" w:space="0" w:color="auto"/>
+              <w:top w:val="single" w:color="auto" w:sz="6" w:space="0"/>
+              <w:left w:val="single" w:color="auto" w:sz="6" w:space="0"/>
+              <w:bottom w:val="single" w:color="auto" w:sz="6" w:space="0"/>
+              <w:right w:val="single" w:color="auto" w:sz="6" w:space="0"/>
             </w:tcBorders>
             <w:tcMar>
               <w:top w:w="240" w:type="dxa"/>
@@ -2178,7 +2153,7 @@
               <w:right w:w="180" w:type="dxa"/>
             </w:tcMar>
             <w:vAlign w:val="center"/>
-            <w:hideMark/>
+            <w:hideMark w:val="1"/>
           </w:tcPr>
           <w:p>
             <w:pPr>
@@ -2200,12 +2175,12 @@
         </w:tc>
         <w:tc>
           <w:tcPr>
-            <w:tcW w:w="0" w:type="auto"/>
+            <w:tcW w:w="5088" w:type="auto"/>
             <w:tcBorders>
-              <w:top w:val="single" w:sz="6" w:space="0" w:color="auto"/>
-              <w:left w:val="single" w:sz="6" w:space="0" w:color="auto"/>
-              <w:bottom w:val="single" w:sz="6" w:space="0" w:color="auto"/>
-              <w:right w:val="single" w:sz="6" w:space="0" w:color="auto"/>
+              <w:top w:val="single" w:color="auto" w:sz="6" w:space="0"/>
+              <w:left w:val="single" w:color="auto" w:sz="6" w:space="0"/>
+              <w:bottom w:val="single" w:color="auto" w:sz="6" w:space="0"/>
+              <w:right w:val="single" w:color="auto" w:sz="6" w:space="0"/>
             </w:tcBorders>
             <w:tcMar>
               <w:top w:w="240" w:type="dxa"/>
@@ -2214,7 +2189,7 @@
               <w:right w:w="0" w:type="dxa"/>
             </w:tcMar>
             <w:vAlign w:val="center"/>
-            <w:hideMark/>
+            <w:hideMark w:val="1"/>
           </w:tcPr>
           <w:p>
             <w:pPr>
@@ -2235,16 +2210,17 @@
       </w:tr>
       <w:tr>
         <w:trPr>
+          <w:hidden w:val="0"/>
           <w:tblCellSpacing w:w="15" w:type="dxa"/>
         </w:trPr>
         <w:tc>
           <w:tcPr>
-            <w:tcW w:w="0" w:type="auto"/>
+            <w:tcW w:w="1714" w:type="auto"/>
             <w:tcBorders>
-              <w:top w:val="single" w:sz="6" w:space="0" w:color="auto"/>
-              <w:left w:val="single" w:sz="6" w:space="0" w:color="auto"/>
-              <w:bottom w:val="single" w:sz="6" w:space="0" w:color="auto"/>
-              <w:right w:val="single" w:sz="6" w:space="0" w:color="auto"/>
+              <w:top w:val="single" w:color="auto" w:sz="6" w:space="0"/>
+              <w:left w:val="single" w:color="auto" w:sz="6" w:space="0"/>
+              <w:bottom w:val="single" w:color="auto" w:sz="6" w:space="0"/>
+              <w:right w:val="single" w:color="auto" w:sz="6" w:space="0"/>
             </w:tcBorders>
             <w:tcMar>
               <w:top w:w="240" w:type="dxa"/>
@@ -2253,7 +2229,7 @@
               <w:right w:w="180" w:type="dxa"/>
             </w:tcMar>
             <w:vAlign w:val="center"/>
-            <w:hideMark/>
+            <w:hideMark w:val="1"/>
           </w:tcPr>
           <w:p>
             <w:pPr>
@@ -2273,12 +2249,12 @@
         </w:tc>
         <w:tc>
           <w:tcPr>
-            <w:tcW w:w="0" w:type="auto"/>
+            <w:tcW w:w="2208" w:type="auto"/>
             <w:tcBorders>
-              <w:top w:val="single" w:sz="6" w:space="0" w:color="auto"/>
-              <w:left w:val="single" w:sz="6" w:space="0" w:color="auto"/>
-              <w:bottom w:val="single" w:sz="6" w:space="0" w:color="auto"/>
-              <w:right w:val="single" w:sz="6" w:space="0" w:color="auto"/>
+              <w:top w:val="single" w:color="auto" w:sz="6" w:space="0"/>
+              <w:left w:val="single" w:color="auto" w:sz="6" w:space="0"/>
+              <w:bottom w:val="single" w:color="auto" w:sz="6" w:space="0"/>
+              <w:right w:val="single" w:color="auto" w:sz="6" w:space="0"/>
             </w:tcBorders>
             <w:tcMar>
               <w:top w:w="240" w:type="dxa"/>
@@ -2287,7 +2263,7 @@
               <w:right w:w="180" w:type="dxa"/>
             </w:tcMar>
             <w:vAlign w:val="center"/>
-            <w:hideMark/>
+            <w:hideMark w:val="1"/>
           </w:tcPr>
           <w:p>
             <w:pPr>
@@ -2309,12 +2285,12 @@
         </w:tc>
         <w:tc>
           <w:tcPr>
-            <w:tcW w:w="0" w:type="auto"/>
+            <w:tcW w:w="5088" w:type="auto"/>
             <w:tcBorders>
-              <w:top w:val="single" w:sz="6" w:space="0" w:color="auto"/>
-              <w:left w:val="single" w:sz="6" w:space="0" w:color="auto"/>
-              <w:bottom w:val="single" w:sz="6" w:space="0" w:color="auto"/>
-              <w:right w:val="single" w:sz="6" w:space="0" w:color="auto"/>
+              <w:top w:val="single" w:color="auto" w:sz="6" w:space="0"/>
+              <w:left w:val="single" w:color="auto" w:sz="6" w:space="0"/>
+              <w:bottom w:val="single" w:color="auto" w:sz="6" w:space="0"/>
+              <w:right w:val="single" w:color="auto" w:sz="6" w:space="0"/>
             </w:tcBorders>
             <w:tcMar>
               <w:top w:w="240" w:type="dxa"/>
@@ -2323,7 +2299,7 @@
               <w:right w:w="0" w:type="dxa"/>
             </w:tcMar>
             <w:vAlign w:val="center"/>
-            <w:hideMark/>
+            <w:hideMark w:val="1"/>
           </w:tcPr>
           <w:p>
             <w:pPr>
@@ -2344,16 +2320,17 @@
       </w:tr>
       <w:tr>
         <w:trPr>
+          <w:hidden w:val="0"/>
           <w:tblCellSpacing w:w="15" w:type="dxa"/>
         </w:trPr>
         <w:tc>
           <w:tcPr>
-            <w:tcW w:w="0" w:type="auto"/>
+            <w:tcW w:w="1714" w:type="auto"/>
             <w:tcBorders>
-              <w:top w:val="single" w:sz="6" w:space="0" w:color="auto"/>
-              <w:left w:val="single" w:sz="6" w:space="0" w:color="auto"/>
-              <w:bottom w:val="single" w:sz="6" w:space="0" w:color="auto"/>
-              <w:right w:val="single" w:sz="6" w:space="0" w:color="auto"/>
+              <w:top w:val="single" w:color="auto" w:sz="6" w:space="0"/>
+              <w:left w:val="single" w:color="auto" w:sz="6" w:space="0"/>
+              <w:bottom w:val="single" w:color="auto" w:sz="6" w:space="0"/>
+              <w:right w:val="single" w:color="auto" w:sz="6" w:space="0"/>
             </w:tcBorders>
             <w:tcMar>
               <w:top w:w="240" w:type="dxa"/>
@@ -2362,7 +2339,7 @@
               <w:right w:w="180" w:type="dxa"/>
             </w:tcMar>
             <w:vAlign w:val="center"/>
-            <w:hideMark/>
+            <w:hideMark w:val="1"/>
           </w:tcPr>
           <w:p>
             <w:pPr>
@@ -2382,12 +2359,12 @@
         </w:tc>
         <w:tc>
           <w:tcPr>
-            <w:tcW w:w="0" w:type="auto"/>
+            <w:tcW w:w="2208" w:type="auto"/>
             <w:tcBorders>
-              <w:top w:val="single" w:sz="6" w:space="0" w:color="auto"/>
-              <w:left w:val="single" w:sz="6" w:space="0" w:color="auto"/>
-              <w:bottom w:val="single" w:sz="6" w:space="0" w:color="auto"/>
-              <w:right w:val="single" w:sz="6" w:space="0" w:color="auto"/>
+              <w:top w:val="single" w:color="auto" w:sz="6" w:space="0"/>
+              <w:left w:val="single" w:color="auto" w:sz="6" w:space="0"/>
+              <w:bottom w:val="single" w:color="auto" w:sz="6" w:space="0"/>
+              <w:right w:val="single" w:color="auto" w:sz="6" w:space="0"/>
             </w:tcBorders>
             <w:tcMar>
               <w:top w:w="240" w:type="dxa"/>
@@ -2396,7 +2373,7 @@
               <w:right w:w="180" w:type="dxa"/>
             </w:tcMar>
             <w:vAlign w:val="center"/>
-            <w:hideMark/>
+            <w:hideMark w:val="1"/>
           </w:tcPr>
           <w:p>
             <w:pPr>
@@ -2418,12 +2395,12 @@
         </w:tc>
         <w:tc>
           <w:tcPr>
-            <w:tcW w:w="0" w:type="auto"/>
+            <w:tcW w:w="5088" w:type="auto"/>
             <w:tcBorders>
-              <w:top w:val="single" w:sz="6" w:space="0" w:color="auto"/>
-              <w:left w:val="single" w:sz="6" w:space="0" w:color="auto"/>
-              <w:bottom w:val="single" w:sz="6" w:space="0" w:color="auto"/>
-              <w:right w:val="single" w:sz="6" w:space="0" w:color="auto"/>
+              <w:top w:val="single" w:color="auto" w:sz="6" w:space="0"/>
+              <w:left w:val="single" w:color="auto" w:sz="6" w:space="0"/>
+              <w:bottom w:val="single" w:color="auto" w:sz="6" w:space="0"/>
+              <w:right w:val="single" w:color="auto" w:sz="6" w:space="0"/>
             </w:tcBorders>
             <w:tcMar>
               <w:top w:w="240" w:type="dxa"/>
@@ -2432,7 +2409,7 @@
               <w:right w:w="0" w:type="dxa"/>
             </w:tcMar>
             <w:vAlign w:val="center"/>
-            <w:hideMark/>
+            <w:hideMark w:val="1"/>
           </w:tcPr>
           <w:p>
             <w:pPr>
@@ -2505,7 +2482,6 @@
           <w:sz w:val="36"/>
           <w:szCs w:val="36"/>
         </w:rPr>
-        <w:lastRenderedPageBreak/>
         <w:t>Time Complexity</w:t>
       </w:r>
       <w:r>
@@ -2560,13 +2536,9 @@
         </w:rPr>
       </w:pPr>
       <w:r>
-        <w:rPr>
-          <w:sz w:val="36"/>
-          <w:szCs w:val="36"/>
-        </w:rPr>
         <w:drawing>
           <wp:inline distT="0" distB="0" distL="0" distR="0" wp14:anchorId="4D65FBDD" wp14:editId="5C7C1B49">
-            <wp:extent cx="5096586" cy="5601482"/>
+            <wp:extent cx="5095875" cy="5600700"/>
             <wp:effectExtent l="0" t="0" r="8890" b="0"/>
             <wp:docPr id="1472264260" name="Picture 1"/>
             <wp:cNvGraphicFramePr>
@@ -2608,15 +2580,18 @@
           <w:szCs w:val="36"/>
         </w:rPr>
       </w:pPr>
-      <w:r>
-        <w:rPr>
-          <w:sz w:val="36"/>
-          <w:szCs w:val="36"/>
-        </w:rPr>
-        <w:lastRenderedPageBreak/>
+    </w:p>
+    <w:p>
+      <w:pPr>
+        <w:rPr>
+          <w:sz w:val="36"/>
+          <w:szCs w:val="36"/>
+        </w:rPr>
+      </w:pPr>
+      <w:r>
         <w:drawing>
           <wp:inline distT="0" distB="0" distL="0" distR="0" wp14:anchorId="4947460F" wp14:editId="1207C4A1">
-            <wp:extent cx="5731510" cy="1877291"/>
+            <wp:extent cx="5734050" cy="1876425"/>
             <wp:effectExtent l="0" t="0" r="2540" b="8890"/>
             <wp:docPr id="1199814061" name="Picture 1"/>
             <wp:cNvGraphicFramePr>
@@ -2650,6 +2625,25 @@
           </wp:inline>
         </w:drawing>
       </w:r>
+    </w:p>
+    <w:p/>
+    <w:p/>
+    <w:p/>
+    <w:p>
+      <w:r>
+        <w:t>Github- link:</w:t>
+      </w:r>
+      <w:hyperlink w:history="1" r:id="rId15">
+        <w:r>
+          <w:rPr>
+            <w:rStyle w:val="Hyperlink"/>
+            <w:rFonts w:ascii="Aptos" w:hAnsi="Aptos" w:eastAsia="Aptos" w:cs="Aptos"/>
+            <w:sz w:val="22"/>
+            <w:u w:val="single"/>
+          </w:rPr>
+          <w:t>https://github.com/ajiteshgusain/dsa-assignment/tree/main/lab%20assignment/uint-2</w:t>
+        </w:r>
+      </w:hyperlink>
     </w:p>
     <w:sectPr>
       <w:pgSz w:w="11906" w:h="16838"/>
@@ -4190,6 +4184,17 @@
       <w:spacing w:val="5"/>
     </w:rPr>
   </w:style>
+  <w:style w:styleId="Hyperlink" w:type="character">
+    <w:name w:val="Hyperlink"/>
+    <w:basedOn w:val="DefaultParagraphFont"/>
+    <w:uiPriority w:val="99"/>
+    <w:unhideWhenUsed/>
+    <w:rsid w:val="00D87CC4"/>
+    <w:rPr>
+      <w:color w:themeColor="hyperlink" w:val="467886"/>
+      <w:u w:val="single"/>
+    </w:rPr>
+  </w:style>
 </w:styles>
 </file>
 
